--- a/tillsyn/A 3628-2026 tillsynsbegäran.docx
+++ b/tillsyn/A 3628-2026 tillsynsbegäran.docx
@@ -231,7 +231,7 @@
     <w:r>
       <w:tab/>
       <w:tab/>
-      <w:t>2026-01-23</w:t>
+      <w:t>2026-01-24</w:t>
       <w:br/>
       <w:br/>
     </w:r>

--- a/tillsyn/A 3628-2026 tillsynsbegäran.docx
+++ b/tillsyn/A 3628-2026 tillsynsbegäran.docx
@@ -231,7 +231,7 @@
     <w:r>
       <w:tab/>
       <w:tab/>
-      <w:t>2026-01-24</w:t>
+      <w:t>2026-01-25</w:t>
       <w:br/>
       <w:br/>
     </w:r>

--- a/tillsyn/A 3628-2026 tillsynsbegäran.docx
+++ b/tillsyn/A 3628-2026 tillsynsbegäran.docx
@@ -231,7 +231,7 @@
     <w:r>
       <w:tab/>
       <w:tab/>
-      <w:t>2026-01-25</w:t>
+      <w:t>2026-01-26</w:t>
       <w:br/>
       <w:br/>
     </w:r>

--- a/tillsyn/A 3628-2026 tillsynsbegäran.docx
+++ b/tillsyn/A 3628-2026 tillsynsbegäran.docx
@@ -231,7 +231,7 @@
     <w:r>
       <w:tab/>
       <w:tab/>
-      <w:t>2026-01-26</w:t>
+      <w:t>2026-01-27</w:t>
       <w:br/>
       <w:br/>
     </w:r>

--- a/tillsyn/A 3628-2026 tillsynsbegäran.docx
+++ b/tillsyn/A 3628-2026 tillsynsbegäran.docx
@@ -231,7 +231,7 @@
     <w:r>
       <w:tab/>
       <w:tab/>
-      <w:t>2026-01-27</w:t>
+      <w:t>2026-01-28</w:t>
       <w:br/>
       <w:br/>
     </w:r>

--- a/tillsyn/A 3628-2026 tillsynsbegäran.docx
+++ b/tillsyn/A 3628-2026 tillsynsbegäran.docx
@@ -103,6 +103,35 @@
         <w:t>Följande fridlysta arter har sina livsmiljöer och växtplatser i den avverkningsanmälda skogen: blåsippa (§9).</w:t>
       </w:r>
     </w:p>
+    <w:p>
+      <w:r>
+        <w:rPr>
+          <w:b/>
+        </w:rPr>
+        <w:t>Blåsippa (§9)</w:t>
+      </w:r>
+      <w:r>
+        <w:t xml:space="preserve"> är typisk art för </w:t>
+      </w:r>
+      <w:r>
+        <w:rPr>
+          <w:i/>
+        </w:rPr>
+        <w:t>9050 Näringsrik granskog, 9020 Nordlig ädellövskog</w:t>
+      </w:r>
+      <w:r>
+        <w:t xml:space="preserve"> och </w:t>
+      </w:r>
+      <w:r>
+        <w:rPr>
+          <w:i/>
+        </w:rPr>
+        <w:t>8240 Karsthällmarker</w:t>
+      </w:r>
+      <w:r>
+        <w:t xml:space="preserve"> (SLU Artdatabanken, 2025).</w:t>
+      </w:r>
+    </w:p>
     <w:sectPr>
       <w:headerReference w:type="even" r:id="rId8"/>
       <w:headerReference w:type="default" r:id="rId9"/>
@@ -231,7 +260,7 @@
     <w:r>
       <w:tab/>
       <w:tab/>
-      <w:t>2026-01-28</w:t>
+      <w:t>2026-01-29</w:t>
       <w:br/>
       <w:br/>
     </w:r>

--- a/tillsyn/A 3628-2026 tillsynsbegäran.docx
+++ b/tillsyn/A 3628-2026 tillsynsbegäran.docx
@@ -260,7 +260,7 @@
     <w:r>
       <w:tab/>
       <w:tab/>
-      <w:t>2026-01-29</w:t>
+      <w:t>2026-01-30</w:t>
       <w:br/>
       <w:br/>
     </w:r>

--- a/tillsyn/A 3628-2026 tillsynsbegäran.docx
+++ b/tillsyn/A 3628-2026 tillsynsbegäran.docx
@@ -260,7 +260,7 @@
     <w:r>
       <w:tab/>
       <w:tab/>
-      <w:t>2026-01-30</w:t>
+      <w:t>2026-01-31</w:t>
       <w:br/>
       <w:br/>
     </w:r>

--- a/tillsyn/A 3628-2026 tillsynsbegäran.docx
+++ b/tillsyn/A 3628-2026 tillsynsbegäran.docx
@@ -260,7 +260,7 @@
     <w:r>
       <w:tab/>
       <w:tab/>
-      <w:t>2026-03-01</w:t>
+      <w:t>2026-03-02</w:t>
       <w:br/>
       <w:br/>
     </w:r>

--- a/tillsyn/A 3628-2026 tillsynsbegäran.docx
+++ b/tillsyn/A 3628-2026 tillsynsbegäran.docx
@@ -260,7 +260,7 @@
     <w:r>
       <w:tab/>
       <w:tab/>
-      <w:t>2026-03-02</w:t>
+      <w:t>2026-03-03</w:t>
       <w:br/>
       <w:br/>
     </w:r>

--- a/tillsyn/A 3628-2026 tillsynsbegäran.docx
+++ b/tillsyn/A 3628-2026 tillsynsbegäran.docx
@@ -260,7 +260,7 @@
     <w:r>
       <w:tab/>
       <w:tab/>
-      <w:t>2026-03-03</w:t>
+      <w:t>2026-03-04</w:t>
       <w:br/>
       <w:br/>
     </w:r>

--- a/tillsyn/A 3628-2026 tillsynsbegäran.docx
+++ b/tillsyn/A 3628-2026 tillsynsbegäran.docx
@@ -260,7 +260,7 @@
     <w:r>
       <w:tab/>
       <w:tab/>
-      <w:t>2026-03-04</w:t>
+      <w:t>2026-03-05</w:t>
       <w:br/>
       <w:br/>
     </w:r>

--- a/tillsyn/A 3628-2026 tillsynsbegäran.docx
+++ b/tillsyn/A 3628-2026 tillsynsbegäran.docx
@@ -260,7 +260,7 @@
     <w:r>
       <w:tab/>
       <w:tab/>
-      <w:t>2026-03-05</w:t>
+      <w:t>2026-03-06</w:t>
       <w:br/>
       <w:br/>
     </w:r>

--- a/tillsyn/A 3628-2026 tillsynsbegäran.docx
+++ b/tillsyn/A 3628-2026 tillsynsbegäran.docx
@@ -260,7 +260,7 @@
     <w:r>
       <w:tab/>
       <w:tab/>
-      <w:t>2026-03-06</w:t>
+      <w:t>2026-03-07</w:t>
       <w:br/>
       <w:br/>
     </w:r>

--- a/tillsyn/A 3628-2026 tillsynsbegäran.docx
+++ b/tillsyn/A 3628-2026 tillsynsbegäran.docx
@@ -260,7 +260,7 @@
     <w:r>
       <w:tab/>
       <w:tab/>
-      <w:t>2026-03-07</w:t>
+      <w:t>2026-03-08</w:t>
       <w:br/>
       <w:br/>
     </w:r>

--- a/tillsyn/A 3628-2026 tillsynsbegäran.docx
+++ b/tillsyn/A 3628-2026 tillsynsbegäran.docx
@@ -260,7 +260,7 @@
     <w:r>
       <w:tab/>
       <w:tab/>
-      <w:t>2026-03-08</w:t>
+      <w:t>2026-03-09</w:t>
       <w:br/>
       <w:br/>
     </w:r>

--- a/tillsyn/A 3628-2026 tillsynsbegäran.docx
+++ b/tillsyn/A 3628-2026 tillsynsbegäran.docx
@@ -260,7 +260,7 @@
     <w:r>
       <w:tab/>
       <w:tab/>
-      <w:t>2026-03-09</w:t>
+      <w:t>2026-03-10</w:t>
       <w:br/>
       <w:br/>
     </w:r>

--- a/tillsyn/A 3628-2026 tillsynsbegäran.docx
+++ b/tillsyn/A 3628-2026 tillsynsbegäran.docx
@@ -260,7 +260,7 @@
     <w:r>
       <w:tab/>
       <w:tab/>
-      <w:t>2026-03-10</w:t>
+      <w:t>2026-03-11</w:t>
       <w:br/>
       <w:br/>
     </w:r>

--- a/tillsyn/A 3628-2026 tillsynsbegäran.docx
+++ b/tillsyn/A 3628-2026 tillsynsbegäran.docx
@@ -260,7 +260,7 @@
     <w:r>
       <w:tab/>
       <w:tab/>
-      <w:t>2026-03-11</w:t>
+      <w:t>2026-03-12</w:t>
       <w:br/>
       <w:br/>
     </w:r>

--- a/tillsyn/A 3628-2026 tillsynsbegäran.docx
+++ b/tillsyn/A 3628-2026 tillsynsbegäran.docx
@@ -260,7 +260,7 @@
     <w:r>
       <w:tab/>
       <w:tab/>
-      <w:t>2026-03-12</w:t>
+      <w:t>2026-03-13</w:t>
       <w:br/>
       <w:br/>
     </w:r>

--- a/tillsyn/A 3628-2026 tillsynsbegäran.docx
+++ b/tillsyn/A 3628-2026 tillsynsbegäran.docx
@@ -260,7 +260,7 @@
     <w:r>
       <w:tab/>
       <w:tab/>
-      <w:t>2026-03-13</w:t>
+      <w:t>2026-03-16</w:t>
       <w:br/>
       <w:br/>
     </w:r>

--- a/tillsyn/A 3628-2026 tillsynsbegäran.docx
+++ b/tillsyn/A 3628-2026 tillsynsbegäran.docx
@@ -260,7 +260,7 @@
     <w:r>
       <w:tab/>
       <w:tab/>
-      <w:t>2026-03-16</w:t>
+      <w:t>2026-03-17</w:t>
       <w:br/>
       <w:br/>
     </w:r>

--- a/tillsyn/A 3628-2026 tillsynsbegäran.docx
+++ b/tillsyn/A 3628-2026 tillsynsbegäran.docx
@@ -260,7 +260,7 @@
     <w:r>
       <w:tab/>
       <w:tab/>
-      <w:t>2026-03-17</w:t>
+      <w:t>2026-03-18</w:t>
       <w:br/>
       <w:br/>
     </w:r>

--- a/tillsyn/A 3628-2026 tillsynsbegäran.docx
+++ b/tillsyn/A 3628-2026 tillsynsbegäran.docx
@@ -260,7 +260,7 @@
     <w:r>
       <w:tab/>
       <w:tab/>
-      <w:t>2026-03-18</w:t>
+      <w:t>2026-03-19</w:t>
       <w:br/>
       <w:br/>
     </w:r>

--- a/tillsyn/A 3628-2026 tillsynsbegäran.docx
+++ b/tillsyn/A 3628-2026 tillsynsbegäran.docx
@@ -260,7 +260,7 @@
     <w:r>
       <w:tab/>
       <w:tab/>
-      <w:t>2026-03-19</w:t>
+      <w:t>2026-03-20</w:t>
       <w:br/>
       <w:br/>
     </w:r>

--- a/tillsyn/A 3628-2026 tillsynsbegäran.docx
+++ b/tillsyn/A 3628-2026 tillsynsbegäran.docx
@@ -260,7 +260,7 @@
     <w:r>
       <w:tab/>
       <w:tab/>
-      <w:t>2026-03-20</w:t>
+      <w:t>2026-03-21</w:t>
       <w:br/>
       <w:br/>
     </w:r>

--- a/tillsyn/A 3628-2026 tillsynsbegäran.docx
+++ b/tillsyn/A 3628-2026 tillsynsbegäran.docx
@@ -260,7 +260,7 @@
     <w:r>
       <w:tab/>
       <w:tab/>
-      <w:t>2026-03-21</w:t>
+      <w:t>2026-03-22</w:t>
       <w:br/>
       <w:br/>
     </w:r>

--- a/tillsyn/A 3628-2026 tillsynsbegäran.docx
+++ b/tillsyn/A 3628-2026 tillsynsbegäran.docx
@@ -260,7 +260,7 @@
     <w:r>
       <w:tab/>
       <w:tab/>
-      <w:t>2026-03-22</w:t>
+      <w:t>2026-03-23</w:t>
       <w:br/>
       <w:br/>
     </w:r>

--- a/tillsyn/A 3628-2026 tillsynsbegäran.docx
+++ b/tillsyn/A 3628-2026 tillsynsbegäran.docx
@@ -260,7 +260,7 @@
     <w:r>
       <w:tab/>
       <w:tab/>
-      <w:t>2026-03-23</w:t>
+      <w:t>2026-03-24</w:t>
       <w:br/>
       <w:br/>
     </w:r>

--- a/tillsyn/A 3628-2026 tillsynsbegäran.docx
+++ b/tillsyn/A 3628-2026 tillsynsbegäran.docx
@@ -260,7 +260,7 @@
     <w:r>
       <w:tab/>
       <w:tab/>
-      <w:t>2026-03-24</w:t>
+      <w:t>2026-03-25</w:t>
       <w:br/>
       <w:br/>
     </w:r>

--- a/tillsyn/A 3628-2026 tillsynsbegäran.docx
+++ b/tillsyn/A 3628-2026 tillsynsbegäran.docx
@@ -260,7 +260,7 @@
     <w:r>
       <w:tab/>
       <w:tab/>
-      <w:t>2026-03-25</w:t>
+      <w:t>2026-03-26</w:t>
       <w:br/>
       <w:br/>
     </w:r>

--- a/tillsyn/A 3628-2026 tillsynsbegäran.docx
+++ b/tillsyn/A 3628-2026 tillsynsbegäran.docx
@@ -260,7 +260,7 @@
     <w:r>
       <w:tab/>
       <w:tab/>
-      <w:t>2026-03-26</w:t>
+      <w:t>2026-03-27</w:t>
       <w:br/>
       <w:br/>
     </w:r>

--- a/tillsyn/A 3628-2026 tillsynsbegäran.docx
+++ b/tillsyn/A 3628-2026 tillsynsbegäran.docx
@@ -260,7 +260,7 @@
     <w:r>
       <w:tab/>
       <w:tab/>
-      <w:t>2026-03-27</w:t>
+      <w:t>2026-03-28</w:t>
       <w:br/>
       <w:br/>
     </w:r>

--- a/tillsyn/A 3628-2026 tillsynsbegäran.docx
+++ b/tillsyn/A 3628-2026 tillsynsbegäran.docx
@@ -260,7 +260,7 @@
     <w:r>
       <w:tab/>
       <w:tab/>
-      <w:t>2026-03-28</w:t>
+      <w:t>2026-03-29</w:t>
       <w:br/>
       <w:br/>
     </w:r>

--- a/tillsyn/A 3628-2026 tillsynsbegäran.docx
+++ b/tillsyn/A 3628-2026 tillsynsbegäran.docx
@@ -260,7 +260,7 @@
     <w:r>
       <w:tab/>
       <w:tab/>
-      <w:t>2026-03-29</w:t>
+      <w:t>2026-03-30</w:t>
       <w:br/>
       <w:br/>
     </w:r>

--- a/tillsyn/A 3628-2026 tillsynsbegäran.docx
+++ b/tillsyn/A 3628-2026 tillsynsbegäran.docx
@@ -260,7 +260,7 @@
     <w:r>
       <w:tab/>
       <w:tab/>
-      <w:t>2026-03-30</w:t>
+      <w:t>2026-03-31</w:t>
       <w:br/>
       <w:br/>
     </w:r>

--- a/tillsyn/A 3628-2026 tillsynsbegäran.docx
+++ b/tillsyn/A 3628-2026 tillsynsbegäran.docx
@@ -260,7 +260,7 @@
     <w:r>
       <w:tab/>
       <w:tab/>
-      <w:t>2026-03-31</w:t>
+      <w:t>2026-04-01</w:t>
       <w:br/>
       <w:br/>
     </w:r>

--- a/tillsyn/A 3628-2026 tillsynsbegäran.docx
+++ b/tillsyn/A 3628-2026 tillsynsbegäran.docx
@@ -260,7 +260,7 @@
     <w:r>
       <w:tab/>
       <w:tab/>
-      <w:t>2026-04-01</w:t>
+      <w:t>2026-04-02</w:t>
       <w:br/>
       <w:br/>
     </w:r>

--- a/tillsyn/A 3628-2026 tillsynsbegäran.docx
+++ b/tillsyn/A 3628-2026 tillsynsbegäran.docx
@@ -260,7 +260,7 @@
     <w:r>
       <w:tab/>
       <w:tab/>
-      <w:t>2026-04-02</w:t>
+      <w:t>2026-04-03</w:t>
       <w:br/>
       <w:br/>
     </w:r>

--- a/tillsyn/A 3628-2026 tillsynsbegäran.docx
+++ b/tillsyn/A 3628-2026 tillsynsbegäran.docx
@@ -260,7 +260,7 @@
     <w:r>
       <w:tab/>
       <w:tab/>
-      <w:t>2026-04-03</w:t>
+      <w:t>2026-04-04</w:t>
       <w:br/>
       <w:br/>
     </w:r>

--- a/tillsyn/A 3628-2026 tillsynsbegäran.docx
+++ b/tillsyn/A 3628-2026 tillsynsbegäran.docx
@@ -260,7 +260,7 @@
     <w:r>
       <w:tab/>
       <w:tab/>
-      <w:t>2026-04-04</w:t>
+      <w:t>2026-04-05</w:t>
       <w:br/>
       <w:br/>
     </w:r>

--- a/tillsyn/A 3628-2026 tillsynsbegäran.docx
+++ b/tillsyn/A 3628-2026 tillsynsbegäran.docx
@@ -260,7 +260,7 @@
     <w:r>
       <w:tab/>
       <w:tab/>
-      <w:t>2026-04-05</w:t>
+      <w:t>2026-04-06</w:t>
       <w:br/>
       <w:br/>
     </w:r>

--- a/tillsyn/A 3628-2026 tillsynsbegäran.docx
+++ b/tillsyn/A 3628-2026 tillsynsbegäran.docx
@@ -260,7 +260,7 @@
     <w:r>
       <w:tab/>
       <w:tab/>
-      <w:t>2026-04-06</w:t>
+      <w:t>2026-04-07</w:t>
       <w:br/>
       <w:br/>
     </w:r>

--- a/tillsyn/A 3628-2026 tillsynsbegäran.docx
+++ b/tillsyn/A 3628-2026 tillsynsbegäran.docx
@@ -260,7 +260,7 @@
     <w:r>
       <w:tab/>
       <w:tab/>
-      <w:t>2026-04-07</w:t>
+      <w:t>2026-04-08</w:t>
       <w:br/>
       <w:br/>
     </w:r>

--- a/tillsyn/A 3628-2026 tillsynsbegäran.docx
+++ b/tillsyn/A 3628-2026 tillsynsbegäran.docx
@@ -260,7 +260,7 @@
     <w:r>
       <w:tab/>
       <w:tab/>
-      <w:t>2026-04-08</w:t>
+      <w:t>2026-04-09</w:t>
       <w:br/>
       <w:br/>
     </w:r>

--- a/tillsyn/A 3628-2026 tillsynsbegäran.docx
+++ b/tillsyn/A 3628-2026 tillsynsbegäran.docx
@@ -260,7 +260,7 @@
     <w:r>
       <w:tab/>
       <w:tab/>
-      <w:t>2026-04-09</w:t>
+      <w:t>2026-04-10</w:t>
       <w:br/>
       <w:br/>
     </w:r>

--- a/tillsyn/A 3628-2026 tillsynsbegäran.docx
+++ b/tillsyn/A 3628-2026 tillsynsbegäran.docx
@@ -260,7 +260,7 @@
     <w:r>
       <w:tab/>
       <w:tab/>
-      <w:t>2026-04-10</w:t>
+      <w:t>2026-04-11</w:t>
       <w:br/>
       <w:br/>
     </w:r>

--- a/tillsyn/A 3628-2026 tillsynsbegäran.docx
+++ b/tillsyn/A 3628-2026 tillsynsbegäran.docx
@@ -260,7 +260,7 @@
     <w:r>
       <w:tab/>
       <w:tab/>
-      <w:t>2026-04-11</w:t>
+      <w:t>2026-04-12</w:t>
       <w:br/>
       <w:br/>
     </w:r>

--- a/tillsyn/A 3628-2026 tillsynsbegäran.docx
+++ b/tillsyn/A 3628-2026 tillsynsbegäran.docx
@@ -260,7 +260,7 @@
     <w:r>
       <w:tab/>
       <w:tab/>
-      <w:t>2026-04-12</w:t>
+      <w:t>2026-04-13</w:t>
       <w:br/>
       <w:br/>
     </w:r>

--- a/tillsyn/A 3628-2026 tillsynsbegäran.docx
+++ b/tillsyn/A 3628-2026 tillsynsbegäran.docx
@@ -260,7 +260,7 @@
     <w:r>
       <w:tab/>
       <w:tab/>
-      <w:t>2026-04-14</w:t>
+      <w:t>2026-04-15</w:t>
       <w:br/>
       <w:br/>
     </w:r>

--- a/tillsyn/A 3628-2026 tillsynsbegäran.docx
+++ b/tillsyn/A 3628-2026 tillsynsbegäran.docx
@@ -260,7 +260,7 @@
     <w:r>
       <w:tab/>
       <w:tab/>
-      <w:t>2026-04-15</w:t>
+      <w:t>2026-04-16</w:t>
       <w:br/>
       <w:br/>
     </w:r>

--- a/tillsyn/A 3628-2026 tillsynsbegäran.docx
+++ b/tillsyn/A 3628-2026 tillsynsbegäran.docx
@@ -260,7 +260,7 @@
     <w:r>
       <w:tab/>
       <w:tab/>
-      <w:t>2026-04-16</w:t>
+      <w:t>2026-04-17</w:t>
       <w:br/>
       <w:br/>
     </w:r>

--- a/tillsyn/A 3628-2026 tillsynsbegäran.docx
+++ b/tillsyn/A 3628-2026 tillsynsbegäran.docx
@@ -260,7 +260,7 @@
     <w:r>
       <w:tab/>
       <w:tab/>
-      <w:t>2026-04-17</w:t>
+      <w:t>2026-04-18</w:t>
       <w:br/>
       <w:br/>
     </w:r>

--- a/tillsyn/A 3628-2026 tillsynsbegäran.docx
+++ b/tillsyn/A 3628-2026 tillsynsbegäran.docx
@@ -260,7 +260,7 @@
     <w:r>
       <w:tab/>
       <w:tab/>
-      <w:t>2026-04-18</w:t>
+      <w:t>2026-04-19</w:t>
       <w:br/>
       <w:br/>
     </w:r>

--- a/tillsyn/A 3628-2026 tillsynsbegäran.docx
+++ b/tillsyn/A 3628-2026 tillsynsbegäran.docx
@@ -260,7 +260,7 @@
     <w:r>
       <w:tab/>
       <w:tab/>
-      <w:t>2026-04-19</w:t>
+      <w:t>2026-04-20</w:t>
       <w:br/>
       <w:br/>
     </w:r>

--- a/tillsyn/A 3628-2026 tillsynsbegäran.docx
+++ b/tillsyn/A 3628-2026 tillsynsbegäran.docx
@@ -260,7 +260,7 @@
     <w:r>
       <w:tab/>
       <w:tab/>
-      <w:t>2026-04-20</w:t>
+      <w:t>2026-04-21</w:t>
       <w:br/>
       <w:br/>
     </w:r>

--- a/tillsyn/A 3628-2026 tillsynsbegäran.docx
+++ b/tillsyn/A 3628-2026 tillsynsbegäran.docx
@@ -260,7 +260,7 @@
     <w:r>
       <w:tab/>
       <w:tab/>
-      <w:t>2026-04-21</w:t>
+      <w:t>2026-04-22</w:t>
       <w:br/>
       <w:br/>
     </w:r>

--- a/tillsyn/A 3628-2026 tillsynsbegäran.docx
+++ b/tillsyn/A 3628-2026 tillsynsbegäran.docx
@@ -260,7 +260,7 @@
     <w:r>
       <w:tab/>
       <w:tab/>
-      <w:t>2026-04-22</w:t>
+      <w:t>2026-04-23</w:t>
       <w:br/>
       <w:br/>
     </w:r>

--- a/tillsyn/A 3628-2026 tillsynsbegäran.docx
+++ b/tillsyn/A 3628-2026 tillsynsbegäran.docx
@@ -260,7 +260,7 @@
     <w:r>
       <w:tab/>
       <w:tab/>
-      <w:t>2026-04-23</w:t>
+      <w:t>2026-04-24</w:t>
       <w:br/>
       <w:br/>
     </w:r>

--- a/tillsyn/A 3628-2026 tillsynsbegäran.docx
+++ b/tillsyn/A 3628-2026 tillsynsbegäran.docx
@@ -260,7 +260,7 @@
     <w:r>
       <w:tab/>
       <w:tab/>
-      <w:t>2026-04-24</w:t>
+      <w:t>2026-04-25</w:t>
       <w:br/>
       <w:br/>
     </w:r>

--- a/tillsyn/A 3628-2026 tillsynsbegäran.docx
+++ b/tillsyn/A 3628-2026 tillsynsbegäran.docx
@@ -260,7 +260,7 @@
     <w:r>
       <w:tab/>
       <w:tab/>
-      <w:t>2026-04-25</w:t>
+      <w:t>2026-04-26</w:t>
       <w:br/>
       <w:br/>
     </w:r>

--- a/tillsyn/A 3628-2026 tillsynsbegäran.docx
+++ b/tillsyn/A 3628-2026 tillsynsbegäran.docx
@@ -260,7 +260,7 @@
     <w:r>
       <w:tab/>
       <w:tab/>
-      <w:t>2026-04-26</w:t>
+      <w:t>2026-04-27</w:t>
       <w:br/>
       <w:br/>
     </w:r>

--- a/tillsyn/A 3628-2026 tillsynsbegäran.docx
+++ b/tillsyn/A 3628-2026 tillsynsbegäran.docx
@@ -260,7 +260,7 @@
     <w:r>
       <w:tab/>
       <w:tab/>
-      <w:t>2026-05-16</w:t>
+      <w:t>2026-05-17</w:t>
       <w:br/>
       <w:br/>
     </w:r>

--- a/tillsyn/A 3628-2026 tillsynsbegäran.docx
+++ b/tillsyn/A 3628-2026 tillsynsbegäran.docx
@@ -260,7 +260,7 @@
     <w:r>
       <w:tab/>
       <w:tab/>
-      <w:t>2026-05-17</w:t>
+      <w:t>2026-05-18</w:t>
       <w:br/>
       <w:br/>
     </w:r>

--- a/tillsyn/A 3628-2026 tillsynsbegäran.docx
+++ b/tillsyn/A 3628-2026 tillsynsbegäran.docx
@@ -260,7 +260,7 @@
     <w:r>
       <w:tab/>
       <w:tab/>
-      <w:t>2026-05-18</w:t>
+      <w:t>2026-05-19</w:t>
       <w:br/>
       <w:br/>
     </w:r>

--- a/tillsyn/A 3628-2026 tillsynsbegäran.docx
+++ b/tillsyn/A 3628-2026 tillsynsbegäran.docx
@@ -260,7 +260,7 @@
     <w:r>
       <w:tab/>
       <w:tab/>
-      <w:t>2026-05-19</w:t>
+      <w:t>2026-05-20</w:t>
       <w:br/>
       <w:br/>
     </w:r>

--- a/tillsyn/A 3628-2026 tillsynsbegäran.docx
+++ b/tillsyn/A 3628-2026 tillsynsbegäran.docx
@@ -260,7 +260,7 @@
     <w:r>
       <w:tab/>
       <w:tab/>
-      <w:t>2026-05-20</w:t>
+      <w:t>2026-05-21</w:t>
       <w:br/>
       <w:br/>
     </w:r>

--- a/tillsyn/A 3628-2026 tillsynsbegäran.docx
+++ b/tillsyn/A 3628-2026 tillsynsbegäran.docx
@@ -260,7 +260,7 @@
     <w:r>
       <w:tab/>
       <w:tab/>
-      <w:t>2026-05-21</w:t>
+      <w:t>2026-05-22</w:t>
       <w:br/>
       <w:br/>
     </w:r>

--- a/tillsyn/A 3628-2026 tillsynsbegäran.docx
+++ b/tillsyn/A 3628-2026 tillsynsbegäran.docx
@@ -260,7 +260,7 @@
     <w:r>
       <w:tab/>
       <w:tab/>
-      <w:t>2026-05-22</w:t>
+      <w:t>2026-05-23</w:t>
       <w:br/>
       <w:br/>
     </w:r>

--- a/tillsyn/A 3628-2026 tillsynsbegäran.docx
+++ b/tillsyn/A 3628-2026 tillsynsbegäran.docx
@@ -260,7 +260,7 @@
     <w:r>
       <w:tab/>
       <w:tab/>
-      <w:t>2026-05-23</w:t>
+      <w:t>2026-05-24</w:t>
       <w:br/>
       <w:br/>
     </w:r>

--- a/tillsyn/A 3628-2026 tillsynsbegäran.docx
+++ b/tillsyn/A 3628-2026 tillsynsbegäran.docx
@@ -260,7 +260,7 @@
     <w:r>
       <w:tab/>
       <w:tab/>
-      <w:t>2026-05-24</w:t>
+      <w:t>2026-05-25</w:t>
       <w:br/>
       <w:br/>
     </w:r>

--- a/tillsyn/A 3628-2026 tillsynsbegäran.docx
+++ b/tillsyn/A 3628-2026 tillsynsbegäran.docx
@@ -260,7 +260,7 @@
     <w:r>
       <w:tab/>
       <w:tab/>
-      <w:t>2026-05-25</w:t>
+      <w:t>2026-05-26</w:t>
       <w:br/>
       <w:br/>
     </w:r>

--- a/tillsyn/A 3628-2026 tillsynsbegäran.docx
+++ b/tillsyn/A 3628-2026 tillsynsbegäran.docx
@@ -260,7 +260,7 @@
     <w:r>
       <w:tab/>
       <w:tab/>
-      <w:t>2026-05-26</w:t>
+      <w:t>2026-05-27</w:t>
       <w:br/>
       <w:br/>
     </w:r>

--- a/tillsyn/A 3628-2026 tillsynsbegäran.docx
+++ b/tillsyn/A 3628-2026 tillsynsbegäran.docx
@@ -260,7 +260,7 @@
     <w:r>
       <w:tab/>
       <w:tab/>
-      <w:t>2026-05-27</w:t>
+      <w:t>2026-05-28</w:t>
       <w:br/>
       <w:br/>
     </w:r>

--- a/tillsyn/A 3628-2026 tillsynsbegäran.docx
+++ b/tillsyn/A 3628-2026 tillsynsbegäran.docx
@@ -260,7 +260,7 @@
     <w:r>
       <w:tab/>
       <w:tab/>
-      <w:t>2026-05-28</w:t>
+      <w:t>2026-05-29</w:t>
       <w:br/>
       <w:br/>
     </w:r>

--- a/tillsyn/A 3628-2026 tillsynsbegäran.docx
+++ b/tillsyn/A 3628-2026 tillsynsbegäran.docx
@@ -260,7 +260,7 @@
     <w:r>
       <w:tab/>
       <w:tab/>
-      <w:t>2026-05-29</w:t>
+      <w:t>2026-05-30</w:t>
       <w:br/>
       <w:br/>
     </w:r>

--- a/tillsyn/A 3628-2026 tillsynsbegäran.docx
+++ b/tillsyn/A 3628-2026 tillsynsbegäran.docx
@@ -260,7 +260,7 @@
     <w:r>
       <w:tab/>
       <w:tab/>
-      <w:t>2026-05-30</w:t>
+      <w:t>2026-05-31</w:t>
       <w:br/>
       <w:br/>
     </w:r>

--- a/tillsyn/A 3628-2026 tillsynsbegäran.docx
+++ b/tillsyn/A 3628-2026 tillsynsbegäran.docx
@@ -260,7 +260,7 @@
     <w:r>
       <w:tab/>
       <w:tab/>
-      <w:t>2026-05-31</w:t>
+      <w:t>2026-06-01</w:t>
       <w:br/>
       <w:br/>
     </w:r>

--- a/tillsyn/A 3628-2026 tillsynsbegäran.docx
+++ b/tillsyn/A 3628-2026 tillsynsbegäran.docx
@@ -260,7 +260,7 @@
     <w:r>
       <w:tab/>
       <w:tab/>
-      <w:t>2026-06-01</w:t>
+      <w:t>2026-06-02</w:t>
       <w:br/>
       <w:br/>
     </w:r>

--- a/tillsyn/A 3628-2026 tillsynsbegäran.docx
+++ b/tillsyn/A 3628-2026 tillsynsbegäran.docx
@@ -260,7 +260,7 @@
     <w:r>
       <w:tab/>
       <w:tab/>
-      <w:t>2026-06-02</w:t>
+      <w:t>2026-06-03</w:t>
       <w:br/>
       <w:br/>
     </w:r>

--- a/tillsyn/A 3628-2026 tillsynsbegäran.docx
+++ b/tillsyn/A 3628-2026 tillsynsbegäran.docx
@@ -260,7 +260,7 @@
     <w:r>
       <w:tab/>
       <w:tab/>
-      <w:t>2026-06-03</w:t>
+      <w:t>2026-06-04</w:t>
       <w:br/>
       <w:br/>
     </w:r>

--- a/tillsyn/A 3628-2026 tillsynsbegäran.docx
+++ b/tillsyn/A 3628-2026 tillsynsbegäran.docx
@@ -260,7 +260,7 @@
     <w:r>
       <w:tab/>
       <w:tab/>
-      <w:t>2026-06-04</w:t>
+      <w:t>2026-06-05</w:t>
       <w:br/>
       <w:br/>
     </w:r>

--- a/tillsyn/A 3628-2026 tillsynsbegäran.docx
+++ b/tillsyn/A 3628-2026 tillsynsbegäran.docx
@@ -260,7 +260,7 @@
     <w:r>
       <w:tab/>
       <w:tab/>
-      <w:t>2026-06-05</w:t>
+      <w:t>2026-06-06</w:t>
       <w:br/>
       <w:br/>
     </w:r>

--- a/tillsyn/A 3628-2026 tillsynsbegäran.docx
+++ b/tillsyn/A 3628-2026 tillsynsbegäran.docx
@@ -260,7 +260,7 @@
     <w:r>
       <w:tab/>
       <w:tab/>
-      <w:t>2026-06-06</w:t>
+      <w:t>2026-06-07</w:t>
       <w:br/>
       <w:br/>
     </w:r>

--- a/tillsyn/A 3628-2026 tillsynsbegäran.docx
+++ b/tillsyn/A 3628-2026 tillsynsbegäran.docx
@@ -260,7 +260,7 @@
     <w:r>
       <w:tab/>
       <w:tab/>
-      <w:t>2026-06-07</w:t>
+      <w:t>2026-06-08</w:t>
       <w:br/>
       <w:br/>
     </w:r>

--- a/tillsyn/A 3628-2026 tillsynsbegäran.docx
+++ b/tillsyn/A 3628-2026 tillsynsbegäran.docx
@@ -260,7 +260,7 @@
     <w:r>
       <w:tab/>
       <w:tab/>
-      <w:t>2026-06-08</w:t>
+      <w:t>2026-06-09</w:t>
       <w:br/>
       <w:br/>
     </w:r>

--- a/tillsyn/A 3628-2026 tillsynsbegäran.docx
+++ b/tillsyn/A 3628-2026 tillsynsbegäran.docx
@@ -260,7 +260,7 @@
     <w:r>
       <w:tab/>
       <w:tab/>
-      <w:t>2026-06-09</w:t>
+      <w:t>2026-06-10</w:t>
       <w:br/>
       <w:br/>
     </w:r>

--- a/tillsyn/A 3628-2026 tillsynsbegäran.docx
+++ b/tillsyn/A 3628-2026 tillsynsbegäran.docx
@@ -260,7 +260,7 @@
     <w:r>
       <w:tab/>
       <w:tab/>
-      <w:t>2026-06-10</w:t>
+      <w:t>2026-06-11</w:t>
       <w:br/>
       <w:br/>
     </w:r>

--- a/tillsyn/A 3628-2026 tillsynsbegäran.docx
+++ b/tillsyn/A 3628-2026 tillsynsbegäran.docx
@@ -260,7 +260,7 @@
     <w:r>
       <w:tab/>
       <w:tab/>
-      <w:t>2026-06-11</w:t>
+      <w:t>2026-06-12</w:t>
       <w:br/>
       <w:br/>
     </w:r>

--- a/tillsyn/A 3628-2026 tillsynsbegäran.docx
+++ b/tillsyn/A 3628-2026 tillsynsbegäran.docx
@@ -260,7 +260,7 @@
     <w:r>
       <w:tab/>
       <w:tab/>
-      <w:t>2026-06-12</w:t>
+      <w:t>2026-06-13</w:t>
       <w:br/>
       <w:br/>
     </w:r>

--- a/tillsyn/A 3628-2026 tillsynsbegäran.docx
+++ b/tillsyn/A 3628-2026 tillsynsbegäran.docx
@@ -260,7 +260,7 @@
     <w:r>
       <w:tab/>
       <w:tab/>
-      <w:t>2026-06-13</w:t>
+      <w:t>2026-06-14</w:t>
       <w:br/>
       <w:br/>
     </w:r>

--- a/tillsyn/A 3628-2026 tillsynsbegäran.docx
+++ b/tillsyn/A 3628-2026 tillsynsbegäran.docx
@@ -256,7 +256,7 @@
     <w:r>
       <w:tab/>
       <w:tab/>
-      <w:t>2026-07-13</w:t>
+      <w:t>2026-07-14</w:t>
       <w:br/>
       <w:br/>
     </w:r>

--- a/tillsyn/A 3628-2026 tillsynsbegäran.docx
+++ b/tillsyn/A 3628-2026 tillsynsbegäran.docx
@@ -256,7 +256,7 @@
     <w:r>
       <w:tab/>
       <w:tab/>
-      <w:t>2026-07-14</w:t>
+      <w:t>2026-07-15</w:t>
       <w:br/>
       <w:br/>
     </w:r>

--- a/tillsyn/A 3628-2026 tillsynsbegäran.docx
+++ b/tillsyn/A 3628-2026 tillsynsbegäran.docx
@@ -256,7 +256,7 @@
     <w:r>
       <w:tab/>
       <w:tab/>
-      <w:t>2026-07-15</w:t>
+      <w:t>2026-07-16</w:t>
       <w:br/>
       <w:br/>
     </w:r>

--- a/tillsyn/A 3628-2026 tillsynsbegäran.docx
+++ b/tillsyn/A 3628-2026 tillsynsbegäran.docx
@@ -256,7 +256,7 @@
     <w:r>
       <w:tab/>
       <w:tab/>
-      <w:t>2026-07-16</w:t>
+      <w:t>2026-07-17</w:t>
       <w:br/>
       <w:br/>
     </w:r>

--- a/tillsyn/A 3628-2026 tillsynsbegäran.docx
+++ b/tillsyn/A 3628-2026 tillsynsbegäran.docx
@@ -256,7 +256,7 @@
     <w:r>
       <w:tab/>
       <w:tab/>
-      <w:t>2026-07-17</w:t>
+      <w:t>2026-07-18</w:t>
       <w:br/>
       <w:br/>
     </w:r>

--- a/tillsyn/A 3628-2026 tillsynsbegäran.docx
+++ b/tillsyn/A 3628-2026 tillsynsbegäran.docx
@@ -256,7 +256,7 @@
     <w:r>
       <w:tab/>
       <w:tab/>
-      <w:t>2026-07-18</w:t>
+      <w:t>2026-07-19</w:t>
       <w:br/>
       <w:br/>
     </w:r>

--- a/tillsyn/A 3628-2026 tillsynsbegäran.docx
+++ b/tillsyn/A 3628-2026 tillsynsbegäran.docx
@@ -256,7 +256,7 @@
     <w:r>
       <w:tab/>
       <w:tab/>
-      <w:t>2026-07-19</w:t>
+      <w:t>2026-07-20</w:t>
       <w:br/>
       <w:br/>
     </w:r>

--- a/tillsyn/A 3628-2026 tillsynsbegäran.docx
+++ b/tillsyn/A 3628-2026 tillsynsbegäran.docx
@@ -256,7 +256,7 @@
     <w:r>
       <w:tab/>
       <w:tab/>
-      <w:t>2026-07-20</w:t>
+      <w:t>2026-07-21</w:t>
       <w:br/>
       <w:br/>
     </w:r>

--- a/tillsyn/A 3628-2026 tillsynsbegäran.docx
+++ b/tillsyn/A 3628-2026 tillsynsbegäran.docx
@@ -256,7 +256,7 @@
     <w:r>
       <w:tab/>
       <w:tab/>
-      <w:t>2026-07-21</w:t>
+      <w:t>2026-07-22</w:t>
       <w:br/>
       <w:br/>
     </w:r>

--- a/tillsyn/A 3628-2026 tillsynsbegäran.docx
+++ b/tillsyn/A 3628-2026 tillsynsbegäran.docx
@@ -256,7 +256,7 @@
     <w:r>
       <w:tab/>
       <w:tab/>
-      <w:t>2026-07-22</w:t>
+      <w:t>2026-07-23</w:t>
       <w:br/>
       <w:br/>
     </w:r>

--- a/tillsyn/A 3628-2026 tillsynsbegäran.docx
+++ b/tillsyn/A 3628-2026 tillsynsbegäran.docx
@@ -256,7 +256,7 @@
     <w:r>
       <w:tab/>
       <w:tab/>
-      <w:t>2026-07-23</w:t>
+      <w:t>2026-07-24</w:t>
       <w:br/>
       <w:br/>
     </w:r>

--- a/tillsyn/A 3628-2026 tillsynsbegäran.docx
+++ b/tillsyn/A 3628-2026 tillsynsbegäran.docx
@@ -60,7 +60,7 @@
         <w:spacing w:after="240"/>
       </w:pPr>
       <w:r>
-        <w:t>Figur 1. Fyndplatser för naturvårdsarter i avverkningsanmälan. Markörer utan svart kant är placerade på fyndplatsen. Markörer med svart kant är placerade vid sidan av fyndplatsen har ett svart streck som visar fyndplatsens exakta position. Kartans mittpunktskoordinat är N 6816940, E 546612 i SWEREF 99 TM.</w:t>
+        <w:t>Figur 1. Fyndplatser för naturvårdsarter i avverkningsanmälan. Markörer utan svart kant är placerade på fyndplatsen. Markörer med svart kant är placerade vid sidan av fyndplatsen och har ett svart streck som visar fyndplatsens exakta position. Kartans mittpunktskoordinat är N 6816940, E 546612 i SWEREF 99 TM.</w:t>
       </w:r>
     </w:p>
     <w:p>
@@ -256,7 +256,7 @@
     <w:r>
       <w:tab/>
       <w:tab/>
-      <w:t>2026-08-14</w:t>
+      <w:t>2026-08-15</w:t>
       <w:br/>
       <w:br/>
     </w:r>

--- a/tillsyn/A 3628-2026 tillsynsbegäran.docx
+++ b/tillsyn/A 3628-2026 tillsynsbegäran.docx
@@ -256,7 +256,7 @@
     <w:r>
       <w:tab/>
       <w:tab/>
-      <w:t>2026-08-15</w:t>
+      <w:t>2026-08-16</w:t>
       <w:br/>
       <w:br/>
     </w:r>

--- a/tillsyn/A 3628-2026 tillsynsbegäran.docx
+++ b/tillsyn/A 3628-2026 tillsynsbegäran.docx
@@ -256,7 +256,7 @@
     <w:r>
       <w:tab/>
       <w:tab/>
-      <w:t>2026-08-16</w:t>
+      <w:t>2026-08-17</w:t>
       <w:br/>
       <w:br/>
     </w:r>

--- a/tillsyn/A 3628-2026 tillsynsbegäran.docx
+++ b/tillsyn/A 3628-2026 tillsynsbegäran.docx
@@ -256,7 +256,7 @@
     <w:r>
       <w:tab/>
       <w:tab/>
-      <w:t>2026-08-17</w:t>
+      <w:t>2026-08-18</w:t>
       <w:br/>
       <w:br/>
     </w:r>

--- a/tillsyn/A 3628-2026 tillsynsbegäran.docx
+++ b/tillsyn/A 3628-2026 tillsynsbegäran.docx
@@ -256,7 +256,7 @@
     <w:r>
       <w:tab/>
       <w:tab/>
-      <w:t>2026-08-18</w:t>
+      <w:t>2026-08-19</w:t>
       <w:br/>
       <w:br/>
     </w:r>

--- a/tillsyn/A 3628-2026 tillsynsbegäran.docx
+++ b/tillsyn/A 3628-2026 tillsynsbegäran.docx
@@ -256,7 +256,7 @@
     <w:r>
       <w:tab/>
       <w:tab/>
-      <w:t>2026-08-19</w:t>
+      <w:t>2026-08-20</w:t>
       <w:br/>
       <w:br/>
     </w:r>

--- a/tillsyn/A 3628-2026 tillsynsbegäran.docx
+++ b/tillsyn/A 3628-2026 tillsynsbegäran.docx
@@ -256,7 +256,7 @@
     <w:r>
       <w:tab/>
       <w:tab/>
-      <w:t>2026-08-20</w:t>
+      <w:t>2026-08-21</w:t>
       <w:br/>
       <w:br/>
     </w:r>

--- a/tillsyn/A 3628-2026 tillsynsbegäran.docx
+++ b/tillsyn/A 3628-2026 tillsynsbegäran.docx
@@ -256,7 +256,7 @@
     <w:r>
       <w:tab/>
       <w:tab/>
-      <w:t>2026-08-21</w:t>
+      <w:t>2026-08-22</w:t>
       <w:br/>
       <w:br/>
     </w:r>

--- a/tillsyn/A 3628-2026 tillsynsbegäran.docx
+++ b/tillsyn/A 3628-2026 tillsynsbegäran.docx
@@ -256,7 +256,7 @@
     <w:r>
       <w:tab/>
       <w:tab/>
-      <w:t>2026-08-22</w:t>
+      <w:t>2026-08-23</w:t>
       <w:br/>
       <w:br/>
     </w:r>

--- a/tillsyn/A 3628-2026 tillsynsbegäran.docx
+++ b/tillsyn/A 3628-2026 tillsynsbegäran.docx
@@ -256,7 +256,7 @@
     <w:r>
       <w:tab/>
       <w:tab/>
-      <w:t>2026-08-23</w:t>
+      <w:t>2026-08-24</w:t>
       <w:br/>
       <w:br/>
     </w:r>

--- a/tillsyn/A 3628-2026 tillsynsbegäran.docx
+++ b/tillsyn/A 3628-2026 tillsynsbegäran.docx
@@ -256,7 +256,7 @@
     <w:r>
       <w:tab/>
       <w:tab/>
-      <w:t>2026-08-24</w:t>
+      <w:t>2026-08-25</w:t>
       <w:br/>
       <w:br/>
     </w:r>

--- a/tillsyn/A 3628-2026 tillsynsbegäran.docx
+++ b/tillsyn/A 3628-2026 tillsynsbegäran.docx
@@ -256,7 +256,7 @@
     <w:r>
       <w:tab/>
       <w:tab/>
-      <w:t>2026-08-25</w:t>
+      <w:t>2026-08-26</w:t>
       <w:br/>
       <w:br/>
     </w:r>

--- a/tillsyn/A 3628-2026 tillsynsbegäran.docx
+++ b/tillsyn/A 3628-2026 tillsynsbegäran.docx
@@ -256,7 +256,7 @@
     <w:r>
       <w:tab/>
       <w:tab/>
-      <w:t>2026-08-26</w:t>
+      <w:t>2026-08-27</w:t>
       <w:br/>
       <w:br/>
     </w:r>

--- a/tillsyn/A 3628-2026 tillsynsbegäran.docx
+++ b/tillsyn/A 3628-2026 tillsynsbegäran.docx
@@ -256,7 +256,7 @@
     <w:r>
       <w:tab/>
       <w:tab/>
-      <w:t>2026-08-27</w:t>
+      <w:t>2026-08-28</w:t>
       <w:br/>
       <w:br/>
     </w:r>

--- a/tillsyn/A 3628-2026 tillsynsbegäran.docx
+++ b/tillsyn/A 3628-2026 tillsynsbegäran.docx
@@ -256,7 +256,7 @@
     <w:r>
       <w:tab/>
       <w:tab/>
-      <w:t>2026-08-28</w:t>
+      <w:t>2026-08-29</w:t>
       <w:br/>
       <w:br/>
     </w:r>

--- a/tillsyn/A 3628-2026 tillsynsbegäran.docx
+++ b/tillsyn/A 3628-2026 tillsynsbegäran.docx
@@ -256,7 +256,7 @@
     <w:r>
       <w:tab/>
       <w:tab/>
-      <w:t>2026-08-29</w:t>
+      <w:t>2026-08-31</w:t>
       <w:br/>
       <w:br/>
     </w:r>

--- a/tillsyn/A 3628-2026 tillsynsbegäran.docx
+++ b/tillsyn/A 3628-2026 tillsynsbegäran.docx
@@ -256,7 +256,7 @@
     <w:r>
       <w:tab/>
       <w:tab/>
-      <w:t>2026-08-31</w:t>
+      <w:t>2026-09-01</w:t>
       <w:br/>
       <w:br/>
     </w:r>

--- a/tillsyn/A 3628-2026 tillsynsbegäran.docx
+++ b/tillsyn/A 3628-2026 tillsynsbegäran.docx
@@ -256,7 +256,7 @@
     <w:r>
       <w:tab/>
       <w:tab/>
-      <w:t>2026-09-01</w:t>
+      <w:t>2026-09-02</w:t>
       <w:br/>
       <w:br/>
     </w:r>

--- a/tillsyn/A 3628-2026 tillsynsbegäran.docx
+++ b/tillsyn/A 3628-2026 tillsynsbegäran.docx
@@ -256,7 +256,7 @@
     <w:r>
       <w:tab/>
       <w:tab/>
-      <w:t>2026-09-02</w:t>
+      <w:t>2026-09-03</w:t>
       <w:br/>
       <w:br/>
     </w:r>

--- a/tillsyn/A 3628-2026 tillsynsbegäran.docx
+++ b/tillsyn/A 3628-2026 tillsynsbegäran.docx
@@ -256,7 +256,7 @@
     <w:r>
       <w:tab/>
       <w:tab/>
-      <w:t>2026-09-03</w:t>
+      <w:t>2026-09-04</w:t>
       <w:br/>
       <w:br/>
     </w:r>

--- a/tillsyn/A 3628-2026 tillsynsbegäran.docx
+++ b/tillsyn/A 3628-2026 tillsynsbegäran.docx
@@ -256,7 +256,7 @@
     <w:r>
       <w:tab/>
       <w:tab/>
-      <w:t>2026-09-04</w:t>
+      <w:t>2026-09-05</w:t>
       <w:br/>
       <w:br/>
     </w:r>
